--- a/03-unity-triggers/homework.docx
+++ b/03-unity-triggers/homework.docx
@@ -12,6 +12,7 @@
         <w:ind w:left="0" w:firstLine="0"/>
         <w:rPr>
           <w:rFonts w:ascii="David" w:hAnsi="David" w:cs="David"/>
+          <w:rtl/>
         </w:rPr>
       </w:pPr>
       <w:r>
@@ -31,6 +32,24 @@
     </w:p>
     <w:p>
       <w:pPr>
+        <w:pStyle w:val="BodyText"/>
+        <w:rPr>
+          <w:i/>
+          <w:iCs/>
+        </w:rPr>
+      </w:pPr>
+      <w:r>
+        <w:rPr>
+          <w:rFonts w:hint="cs"/>
+          <w:i/>
+          <w:iCs/>
+          <w:rtl/>
+        </w:rPr>
+        <w:t>הגשה אישית</w:t>
+      </w:r>
+    </w:p>
+    <w:p>
+      <w:pPr>
         <w:pStyle w:val="Heading2"/>
       </w:pPr>
       <w:r>
@@ -44,7 +63,7 @@
       <w:pPr>
         <w:pStyle w:val="BodyText"/>
         <w:rPr>
-          <w:rFonts w:ascii="David" w:hAnsi="David" w:cs="David"/>
+          <w:rFonts w:ascii="David" w:hAnsi="David" w:cs="David" w:hint="cs"/>
           <w:rtl/>
         </w:rPr>
       </w:pPr>
@@ -118,7 +137,8 @@
       <w:pPr>
         <w:pStyle w:val="BodyText"/>
         <w:rPr>
-          <w:rFonts w:ascii="David" w:hAnsi="David" w:cs="David"/>
+          <w:rFonts w:ascii="David" w:hAnsi="David" w:cs="David" w:hint="cs"/>
+          <w:strike/>
           <w:rtl/>
         </w:rPr>
       </w:pPr>
@@ -136,7 +156,14 @@
           <w:rFonts w:ascii="David" w:hAnsi="David" w:cs="David" w:hint="cs"/>
           <w:rtl/>
         </w:rPr>
-        <w:t xml:space="preserve">: אין להוריד בעזרת </w:t>
+        <w:t>:</w:t>
+      </w:r>
+      <w:r>
+        <w:rPr>
+          <w:rFonts w:ascii="David" w:hAnsi="David" w:cs="David" w:hint="cs"/>
+          <w:rtl/>
+        </w:rPr>
+        <w:t xml:space="preserve"> יש להוריד קובץ </w:t>
       </w:r>
       <w:r>
         <w:rPr>
@@ -149,88 +176,46 @@
           <w:rFonts w:ascii="David" w:hAnsi="David" w:cs="David" w:hint="cs"/>
           <w:rtl/>
         </w:rPr>
-        <w:t xml:space="preserve"> אלא בעזרת </w:t>
-      </w:r>
-      <w:r>
-        <w:rPr>
-          <w:rFonts w:ascii="David" w:hAnsi="David" w:cs="David"/>
-        </w:rPr>
-        <w:t>git clone</w:t>
-      </w:r>
-      <w:r>
-        <w:rPr>
-          <w:rFonts w:ascii="David" w:hAnsi="David" w:cs="David" w:hint="cs"/>
-          <w:rtl/>
-        </w:rPr>
-        <w:t xml:space="preserve">. כמו כן כדי </w:t>
-      </w:r>
-      <w:r>
-        <w:rPr>
-          <w:rFonts w:ascii="David" w:hAnsi="David" w:cs="David" w:hint="cs"/>
-          <w:rtl/>
-        </w:rPr>
-        <w:t xml:space="preserve">לקצר את </w:t>
-      </w:r>
-      <w:r>
-        <w:rPr>
-          <w:rFonts w:ascii="David" w:hAnsi="David" w:cs="David" w:hint="cs"/>
-          <w:rtl/>
-        </w:rPr>
-        <w:t xml:space="preserve">זמן </w:t>
-      </w:r>
-      <w:r>
-        <w:rPr>
-          <w:rFonts w:ascii="David" w:hAnsi="David" w:cs="David" w:hint="cs"/>
-          <w:rtl/>
-        </w:rPr>
-        <w:t xml:space="preserve">ההורדה </w:t>
-      </w:r>
-      <w:r>
-        <w:rPr>
-          <w:rFonts w:ascii="David" w:hAnsi="David" w:cs="David" w:hint="cs"/>
-          <w:rtl/>
-        </w:rPr>
-        <w:t>מומלץ להגביל את העומק:</w:t>
+        <w:t xml:space="preserve"> (</w:t>
+      </w:r>
+      <w:r>
+        <w:rPr>
+          <w:rFonts w:ascii="David" w:hAnsi="David" w:cs="David" w:hint="cs"/>
+          <w:rtl/>
+        </w:rPr>
+        <w:t>כרגע אין אפשרות</w:t>
+      </w:r>
+      <w:r>
+        <w:rPr>
+          <w:rFonts w:ascii="David" w:hAnsi="David" w:cs="David" w:hint="cs"/>
+          <w:rtl/>
+        </w:rPr>
+        <w:t xml:space="preserve"> לבצע </w:t>
+      </w:r>
+      <w:r>
+        <w:rPr>
+          <w:rFonts w:ascii="David" w:hAnsi="David" w:cs="David"/>
+        </w:rPr>
+        <w:t>clone</w:t>
+      </w:r>
+      <w:r>
+        <w:rPr>
+          <w:rFonts w:ascii="David" w:hAnsi="David" w:cs="David" w:hint="cs"/>
+          <w:rtl/>
+        </w:rPr>
+        <w:t xml:space="preserve"> בגלל תקלה בגיטהאב</w:t>
+      </w:r>
+      <w:r>
+        <w:rPr>
+          <w:rFonts w:ascii="David" w:hAnsi="David" w:cs="David" w:hint="cs"/>
+          <w:rtl/>
+        </w:rPr>
+        <w:t>).</w:t>
       </w:r>
     </w:p>
     <w:p>
       <w:pPr>
         <w:pStyle w:val="BodyText"/>
-        <w:bidi w:val="0"/>
-        <w:rPr>
-          <w:rFonts w:ascii="Courier New" w:hAnsi="Courier New" w:cs="Courier New"/>
-          <w:sz w:val="22"/>
-          <w:szCs w:val="22"/>
-        </w:rPr>
-      </w:pPr>
-      <w:r>
-        <w:rPr>
-          <w:rFonts w:ascii="Courier New" w:hAnsi="Courier New" w:cs="Courier New"/>
-          <w:sz w:val="22"/>
-          <w:szCs w:val="22"/>
-        </w:rPr>
-        <w:t>git clone --depth=1 https://github.com/</w:t>
-      </w:r>
-      <w:r>
-        <w:rPr>
-          <w:rFonts w:ascii="Courier New" w:hAnsi="Courier New" w:cs="Courier New"/>
-          <w:sz w:val="22"/>
-          <w:szCs w:val="22"/>
-        </w:rPr>
-        <w:t>&lt;repository-name&gt;</w:t>
-      </w:r>
-      <w:r>
-        <w:rPr>
-          <w:rFonts w:ascii="Courier New" w:hAnsi="Courier New" w:cs="Courier New"/>
-          <w:sz w:val="22"/>
-          <w:szCs w:val="22"/>
-        </w:rPr>
-        <w:t>.git</w:t>
-      </w:r>
-    </w:p>
-    <w:p>
-      <w:pPr>
-        <w:pStyle w:val="BodyText"/>
       </w:pPr>
       <w:r>
         <w:rPr>
@@ -249,7 +234,20 @@
         <w:rPr>
           <w:rtl/>
         </w:rPr>
-        <w:t xml:space="preserve"> בצעו לפחות שינוי אחד מתוך הרשימה הבאה:</w:t>
+        <w:t xml:space="preserve"> בצעו לפחות </w:t>
+      </w:r>
+      <w:r>
+        <w:rPr>
+          <w:rFonts w:hint="cs"/>
+          <w:rtl/>
+        </w:rPr>
+        <w:t>שינוי אחד</w:t>
+      </w:r>
+      <w:r>
+        <w:rPr>
+          <w:rtl/>
+        </w:rPr>
+        <w:t xml:space="preserve"> מתוך הרשימה הבאה:</w:t>
       </w:r>
     </w:p>
     <w:p>
@@ -304,14 +302,12 @@
         </w:rPr>
         <w:t xml:space="preserve">לדוגמה, הצירוף </w:t>
       </w:r>
-      <w:proofErr w:type="spellStart"/>
       <w:r>
         <w:rPr>
           <w:rFonts w:ascii="David" w:hAnsi="David" w:cs="David"/>
         </w:rPr>
         <w:t>abcab</w:t>
       </w:r>
-      <w:proofErr w:type="spellEnd"/>
       <w:r>
         <w:rPr>
           <w:rFonts w:ascii="David" w:hAnsi="David" w:cs="David" w:hint="cs"/>
@@ -360,65 +356,7 @@
           <w:rFonts w:ascii="David" w:hAnsi="David" w:cs="David" w:hint="cs"/>
           <w:rtl/>
         </w:rPr>
-        <w:t xml:space="preserve">הניקוד של השחקן לא מוצג מעל החללית, אלא במקום קבוע על המסך, למשל בפינה הימנית-עליונה. יש לבדוק שהניקוד מוצג במקום הנכון גם כשגודל המסך משתנה, כשהמסך מסתובב </w:t>
-      </w:r>
-      <w:proofErr w:type="spellStart"/>
-      <w:r>
-        <w:rPr>
-          <w:rFonts w:ascii="David" w:hAnsi="David" w:cs="David" w:hint="cs"/>
-          <w:rtl/>
-        </w:rPr>
-        <w:t>וכו</w:t>
-      </w:r>
-      <w:proofErr w:type="spellEnd"/>
-      <w:r>
-        <w:rPr>
-          <w:rFonts w:ascii="David" w:hAnsi="David" w:cs="David" w:hint="cs"/>
-          <w:rtl/>
-        </w:rPr>
-        <w:t xml:space="preserve">'. </w:t>
-      </w:r>
-      <w:r>
-        <w:rPr>
-          <w:rFonts w:ascii="David" w:hAnsi="David" w:cs="David" w:hint="cs"/>
-          <w:i/>
-          <w:iCs/>
-          <w:rtl/>
-        </w:rPr>
-        <w:t>רמז</w:t>
-      </w:r>
-      <w:r>
-        <w:rPr>
-          <w:rFonts w:ascii="David" w:hAnsi="David" w:cs="David" w:hint="cs"/>
-          <w:rtl/>
-        </w:rPr>
-        <w:t>:</w:t>
-      </w:r>
-      <w:r>
-        <w:rPr>
-          <w:rFonts w:ascii="David" w:hAnsi="David" w:cs="David"/>
-        </w:rPr>
-        <w:t xml:space="preserve"> </w:t>
-      </w:r>
-      <w:r>
-        <w:rPr>
-          <w:rFonts w:ascii="David" w:hAnsi="David" w:cs="David" w:hint="cs"/>
-          <w:rtl/>
-        </w:rPr>
-        <w:t xml:space="preserve">השתמשו ב </w:t>
-      </w:r>
-      <w:r>
-        <w:rPr>
-          <w:rFonts w:ascii="David" w:hAnsi="David" w:cs="David"/>
-        </w:rPr>
-        <w:t>Canvas</w:t>
-      </w:r>
-      <w:r>
-        <w:rPr>
-          <w:rFonts w:ascii="David" w:hAnsi="David" w:cs="David" w:hint="cs"/>
-          <w:rtl/>
-        </w:rPr>
-        <w:t xml:space="preserve">. </w:t>
+        <w:t xml:space="preserve">הניקוד של השחקן לא מוצג מעל החללית, אלא במקום קבוע על המסך, למשל בפינה הימנית-עליונה. יש לבדוק שהניקוד מוצג במקום הנכון גם כשגודל המסך משתנה, כשהמסך מסתובב וכו'. </w:t>
       </w:r>
     </w:p>
     <w:p>
@@ -656,23 +594,7 @@
           <w:rFonts w:ascii="David" w:hAnsi="David" w:cs="David"/>
           <w:rtl/>
         </w:rPr>
-        <w:t>יש שני סוגי אויבים: אחד איטי וכשפוגעים בו מקבלים נקודה אחת, והשני מהיר וכשפוגעים בו מקבלים שתי נקודות (</w:t>
-      </w:r>
-      <w:proofErr w:type="spellStart"/>
-      <w:r>
-        <w:rPr>
-          <w:rFonts w:ascii="David" w:hAnsi="David" w:cs="David"/>
-          <w:rtl/>
-        </w:rPr>
-        <w:t>כיתבו</w:t>
-      </w:r>
-      <w:proofErr w:type="spellEnd"/>
-      <w:r>
-        <w:rPr>
-          <w:rFonts w:ascii="David" w:hAnsi="David" w:cs="David"/>
-          <w:rtl/>
-        </w:rPr>
-        <w:t xml:space="preserve"> קוד כללי</w:t>
+        <w:t>יש שני סוגי אויבים: אחד איטי וכשפוגעים בו מקבלים נקודה אחת, והשני מהיר וכשפוגעים בו מקבלים שתי נקודות (כתבו קוד כללי</w:t>
       </w:r>
       <w:r>
         <w:rPr>
@@ -817,7 +739,19 @@
           <w:rPr>
             <w:rStyle w:val="Hyperlink"/>
           </w:rPr>
-          <w:t>https://www.scenario.com</w:t>
+          <w:t>https://www.scenario.</w:t>
+        </w:r>
+        <w:r>
+          <w:rPr>
+            <w:rStyle w:val="Hyperlink"/>
+          </w:rPr>
+          <w:t>c</w:t>
+        </w:r>
+        <w:r>
+          <w:rPr>
+            <w:rStyle w:val="Hyperlink"/>
+          </w:rPr>
+          <w:t>om</w:t>
         </w:r>
       </w:hyperlink>
       <w:r>
@@ -1172,14 +1106,12 @@
         </w:rPr>
         <w:t xml:space="preserve"> והשנייה מהמקשים </w:t>
       </w:r>
-      <w:proofErr w:type="spellStart"/>
       <w:r>
         <w:rPr>
           <w:rFonts w:ascii="David" w:hAnsi="David" w:cs="David"/>
         </w:rPr>
         <w:t>a,s,d,w</w:t>
       </w:r>
-      <w:proofErr w:type="spellEnd"/>
       <w:r>
         <w:rPr>
           <w:rFonts w:ascii="David" w:hAnsi="David" w:cs="David"/>
@@ -1630,11 +1562,9 @@
         </w:rPr>
         <w:t xml:space="preserve">:  אחראית על תנועת אויב (ניתן ליצור </w:t>
       </w:r>
-      <w:proofErr w:type="spellStart"/>
       <w:r>
         <w:t>EnemyBase</w:t>
       </w:r>
-      <w:proofErr w:type="spellEnd"/>
       <w:r>
         <w:rPr>
           <w:rtl/>
@@ -1680,39 +1610,17 @@
         </w:numPr>
         <w:spacing w:after="160" w:line="259" w:lineRule="auto"/>
       </w:pPr>
-      <w:proofErr w:type="spellStart"/>
       <w:r>
         <w:rPr>
           <w:b/>
         </w:rPr>
-        <w:t>GameManager</w:t>
-      </w:r>
-      <w:proofErr w:type="spellEnd"/>
-      <w:r>
-        <w:rPr>
-          <w:b/>
-        </w:rPr>
-        <w:t xml:space="preserve"> </w:t>
-      </w:r>
-      <w:r>
-        <w:rPr>
-          <w:rtl/>
-        </w:rPr>
-        <w:t xml:space="preserve">:  מנהל את הזרימה הראשית של המשחק – אחראי על בדיקת תנאי ניצחון/הפסד, יצירת חפצים, אפשרות לספירת זמן </w:t>
-      </w:r>
-      <w:proofErr w:type="spellStart"/>
-      <w:r>
-        <w:rPr>
-          <w:rtl/>
-        </w:rPr>
-        <w:t>וכו</w:t>
-      </w:r>
-      <w:proofErr w:type="spellEnd"/>
-      <w:r>
-        <w:rPr>
-          <w:rtl/>
-        </w:rPr>
-        <w:t>'.</w:t>
+        <w:t xml:space="preserve">GameManager </w:t>
+      </w:r>
+      <w:r>
+        <w:rPr>
+          <w:rtl/>
+        </w:rPr>
+        <w:t>:  מנהל את הזרימה הראשית של המשחק – אחראי על בדיקת תנאי ניצחון/הפסד, יצירת חפצים, אפשרות לספירת זמן וכו'.</w:t>
       </w:r>
     </w:p>
     <w:p>
@@ -1767,19 +1675,11 @@
         </w:numPr>
         <w:spacing w:after="160" w:line="259" w:lineRule="auto"/>
       </w:pPr>
-      <w:proofErr w:type="spellStart"/>
       <w:r>
         <w:rPr>
           <w:b/>
         </w:rPr>
-        <w:t>SpawnManager</w:t>
-      </w:r>
-      <w:proofErr w:type="spellEnd"/>
-      <w:r>
-        <w:rPr>
-          <w:b/>
-        </w:rPr>
-        <w:t xml:space="preserve"> </w:t>
+        <w:t xml:space="preserve">SpawnManager </w:t>
       </w:r>
       <w:r>
         <w:rPr>
@@ -1816,59 +1716,6 @@
           <w:rtl/>
         </w:rPr>
         <w:t xml:space="preserve"> : במידה ומשתמשים במגבלת זמן</w:t>
-      </w:r>
-    </w:p>
-    <w:p>
-      <w:pPr>
-        <w:numPr>
-          <w:ilvl w:val="1"/>
-          <w:numId w:val="9"/>
-        </w:numPr>
-        <w:spacing w:after="160" w:line="259" w:lineRule="auto"/>
-      </w:pPr>
-      <w:r>
-        <w:rPr>
-          <w:b/>
-        </w:rPr>
-        <w:t>Constants</w:t>
-      </w:r>
-      <w:r>
-        <w:t>/</w:t>
-      </w:r>
-      <w:r>
-        <w:rPr>
-          <w:b/>
-        </w:rPr>
-        <w:t>Setting</w:t>
-      </w:r>
-      <w:r>
-        <w:rPr>
-          <w:rtl/>
-        </w:rPr>
-        <w:t xml:space="preserve">  : לשמור משתנים גלובליים כגון מהירות תנועה של דמות השחקן, זמן </w:t>
-      </w:r>
-      <w:r>
-        <w:t>Spawn</w:t>
-      </w:r>
-      <w:r>
-        <w:rPr>
-          <w:rtl/>
-        </w:rPr>
-        <w:t xml:space="preserve"> של אויבים, ניקוד מקסימלי </w:t>
-      </w:r>
-      <w:proofErr w:type="spellStart"/>
-      <w:r>
-        <w:rPr>
-          <w:rtl/>
-        </w:rPr>
-        <w:t>וכו</w:t>
-      </w:r>
-      <w:proofErr w:type="spellEnd"/>
-      <w:r>
-        <w:rPr>
-          <w:rtl/>
-        </w:rPr>
-        <w:t>'.</w:t>
       </w:r>
     </w:p>
     <w:p>
@@ -2138,44 +1985,25 @@
         <w:rPr>
           <w:rtl/>
         </w:rPr>
-        <w:lastRenderedPageBreak/>
         <w:t xml:space="preserve">החליטו איך </w:t>
       </w:r>
-      <w:proofErr w:type="spellStart"/>
       <w:r>
         <w:t>GameManager</w:t>
       </w:r>
-      <w:proofErr w:type="spellEnd"/>
       <w:r>
         <w:rPr>
           <w:rtl/>
         </w:rPr>
         <w:t xml:space="preserve">  יידע לעדכן את </w:t>
       </w:r>
-      <w:proofErr w:type="spellStart"/>
       <w:r>
         <w:t>UIManager</w:t>
       </w:r>
-      <w:proofErr w:type="spellEnd"/>
-      <w:r>
-        <w:rPr>
-          <w:rtl/>
-        </w:rPr>
-        <w:t xml:space="preserve">  כאשר השחקן אוסף חפץ, </w:t>
-      </w:r>
-      <w:proofErr w:type="spellStart"/>
-      <w:r>
-        <w:rPr>
-          <w:rtl/>
-        </w:rPr>
-        <w:t>וכו</w:t>
-      </w:r>
-      <w:proofErr w:type="spellEnd"/>
-      <w:r>
-        <w:rPr>
-          <w:rtl/>
-        </w:rPr>
-        <w:t>'.</w:t>
+      <w:r>
+        <w:rPr>
+          <w:rtl/>
+        </w:rPr>
+        <w:t xml:space="preserve">  כאשר השחקן אוסף חפץ, וכו'.</w:t>
       </w:r>
     </w:p>
     <w:p>
@@ -2206,13 +2034,12 @@
         <w:rPr>
           <w:rtl/>
         </w:rPr>
+        <w:lastRenderedPageBreak/>
         <w:t xml:space="preserve">צרו </w:t>
       </w:r>
-      <w:proofErr w:type="spellStart"/>
       <w:r>
         <w:t>PlayerController</w:t>
       </w:r>
-      <w:proofErr w:type="spellEnd"/>
       <w:r>
         <w:rPr>
           <w:rtl/>
@@ -2234,11 +2061,9 @@
         </w:rPr>
         <w:t>צרו מחלקה בסיסית לאויב (</w:t>
       </w:r>
-      <w:proofErr w:type="spellStart"/>
       <w:r>
         <w:t>EnemyBase</w:t>
       </w:r>
-      <w:proofErr w:type="spellEnd"/>
       <w:r>
         <w:rPr>
           <w:rtl/>
@@ -2260,11 +2085,9 @@
         </w:rPr>
         <w:t xml:space="preserve">צרו </w:t>
       </w:r>
-      <w:proofErr w:type="spellStart"/>
       <w:r>
         <w:t>CollectibleItem</w:t>
       </w:r>
-      <w:proofErr w:type="spellEnd"/>
       <w:r>
         <w:rPr>
           <w:rtl/>
@@ -2308,30 +2131,14 @@
         </w:rPr>
         <w:t xml:space="preserve">מימוש </w:t>
       </w:r>
-      <w:proofErr w:type="spellStart"/>
       <w:r>
         <w:t>GameManager</w:t>
       </w:r>
-      <w:proofErr w:type="spellEnd"/>
-      <w:r>
-        <w:rPr>
-          <w:rtl/>
-        </w:rPr>
-        <w:t xml:space="preserve">  שיטפל בלוגיקה המרכזית של התקדמות המשחק (הפעלת </w:t>
-      </w:r>
-      <w:proofErr w:type="spellStart"/>
-      <w:r>
-        <w:rPr>
-          <w:rtl/>
-        </w:rPr>
-        <w:t>ספאון</w:t>
-      </w:r>
-      <w:proofErr w:type="spellEnd"/>
-      <w:r>
-        <w:rPr>
-          <w:rtl/>
-        </w:rPr>
-        <w:t xml:space="preserve"> של חפצים/אויבים, בדיקה אם נגמרו החיים וכו').</w:t>
+      <w:r>
+        <w:rPr>
+          <w:rtl/>
+        </w:rPr>
+        <w:t xml:space="preserve">  שיטפל בלוגיקה המרכזית של התקדמות המשחק (הפעלת ספאון של חפצים/אויבים, בדיקה אם נגמרו החיים וכו').</w:t>
       </w:r>
     </w:p>
     <w:p>
@@ -2342,11 +2149,9 @@
         </w:numPr>
         <w:spacing w:after="160" w:line="259" w:lineRule="auto"/>
       </w:pPr>
-      <w:proofErr w:type="spellStart"/>
       <w:r>
         <w:t>UIManager</w:t>
       </w:r>
-      <w:proofErr w:type="spellEnd"/>
       <w:r>
         <w:rPr>
           <w:rtl/>
@@ -2388,21 +2193,7 @@
         <w:rPr>
           <w:rtl/>
         </w:rPr>
-        <w:t xml:space="preserve">ודאו שהתנאי לניצחון/הפסד פועל: אם הזמן נגמר, או אם אספתם מספיק חפצים </w:t>
-      </w:r>
-      <w:proofErr w:type="spellStart"/>
-      <w:r>
-        <w:rPr>
-          <w:rtl/>
-        </w:rPr>
-        <w:t>וכו</w:t>
-      </w:r>
-      <w:proofErr w:type="spellEnd"/>
-      <w:r>
-        <w:rPr>
-          <w:rtl/>
-        </w:rPr>
-        <w:t>'.</w:t>
+        <w:t>ודאו שהתנאי לניצחון/הפסד פועל: אם הזמן נגמר, או אם אספתם מספיק חפצים וכו'.</w:t>
       </w:r>
     </w:p>
     <w:p>
@@ -2528,21 +2319,12 @@
         </w:numPr>
         <w:spacing w:after="160" w:line="259" w:lineRule="auto"/>
       </w:pPr>
-      <w:proofErr w:type="spellStart"/>
       <w:r>
         <w:rPr>
           <w:b/>
           <w:rtl/>
         </w:rPr>
-        <w:t>ריפוזיטורי</w:t>
-      </w:r>
-      <w:proofErr w:type="spellEnd"/>
-      <w:r>
-        <w:rPr>
-          <w:b/>
-          <w:rtl/>
-        </w:rPr>
-        <w:t xml:space="preserve"> מסודר ב </w:t>
+        <w:t xml:space="preserve">ריפוזיטורי מסודר ב </w:t>
       </w:r>
       <w:r>
         <w:rPr>
@@ -2688,21 +2470,7 @@
         <w:rPr>
           <w:rtl/>
         </w:rPr>
-        <w:t xml:space="preserve"> עם פירוט הוראות איך לשחק ולינקים </w:t>
-      </w:r>
-      <w:proofErr w:type="spellStart"/>
-      <w:r>
-        <w:rPr>
-          <w:rtl/>
-        </w:rPr>
-        <w:t>לריפוזיטורי</w:t>
-      </w:r>
-      <w:proofErr w:type="spellEnd"/>
-      <w:r>
-        <w:rPr>
-          <w:rtl/>
-        </w:rPr>
-        <w:t xml:space="preserve"> מ</w:t>
+        <w:t xml:space="preserve"> עם פירוט הוראות איך לשחק ולינקים לריפוזיטורי מ</w:t>
       </w:r>
       <w:r>
         <w:t>Itch</w:t>
@@ -2720,21 +2488,7 @@
         <w:rPr>
           <w:rtl/>
         </w:rPr>
-        <w:t xml:space="preserve"> </w:t>
-      </w:r>
-      <w:proofErr w:type="spellStart"/>
-      <w:r>
-        <w:rPr>
-          <w:rtl/>
-        </w:rPr>
-        <w:t>לריפוזיטורי</w:t>
-      </w:r>
-      <w:proofErr w:type="spellEnd"/>
-      <w:r>
-        <w:rPr>
-          <w:rtl/>
-        </w:rPr>
-        <w:t>.</w:t>
+        <w:t xml:space="preserve"> לריפוזיטורי.</w:t>
       </w:r>
     </w:p>
     <w:p>
